--- a/Assignment 3/Control Structures.docx
+++ b/Assignment 3/Control Structures.docx
@@ -22,6 +22,24 @@
     </w:p>
     <w:p>
       <w:pPr>
+        <w:jc w:val="center"/>
+        <w:rPr>
+          <w:rFonts w:ascii="Times New Roman" w:hAnsi="Times New Roman" w:cs="Times New Roman"/>
+          <w:sz w:val="32"/>
+          <w:szCs w:val="32"/>
+        </w:rPr>
+      </w:pPr>
+      <w:r>
+        <w:rPr>
+          <w:rFonts w:ascii="Times New Roman" w:hAnsi="Times New Roman" w:cs="Times New Roman"/>
+          <w:sz w:val="32"/>
+          <w:szCs w:val="32"/>
+        </w:rPr>
+        <w:t>LO2</w:t>
+      </w:r>
+    </w:p>
+    <w:p>
+      <w:pPr>
         <w:jc w:val="right"/>
         <w:rPr>
           <w:rFonts w:ascii="Times New Roman" w:hAnsi="Times New Roman" w:cs="Times New Roman"/>
@@ -31,7 +49,7 @@
         <w:rPr>
           <w:rFonts w:ascii="Times New Roman" w:hAnsi="Times New Roman" w:cs="Times New Roman"/>
         </w:rPr>
-        <w:t>5</w:t>
+        <w:t>23</w:t>
       </w:r>
       <w:r>
         <w:rPr>
@@ -43,7 +61,7 @@
         <w:rPr>
           <w:rFonts w:ascii="Times New Roman" w:hAnsi="Times New Roman" w:cs="Times New Roman"/>
         </w:rPr>
-        <w:t>2</w:t>
+        <w:t>1</w:t>
       </w:r>
       <w:r>
         <w:rPr>
@@ -336,6 +354,7 @@
       <w:r>
         <w:rPr>
           <w:rFonts w:ascii="Times New Roman" w:hAnsi="Times New Roman" w:cs="Times New Roman"/>
+          <w:noProof/>
         </w:rPr>
         <w:drawing>
           <wp:inline distT="0" distB="0" distL="0" distR="0" wp14:anchorId="72CE6CD0" wp14:editId="36375429">
@@ -409,6 +428,7 @@
         <w:rPr>
           <w:rFonts w:ascii="Times New Roman" w:hAnsi="Times New Roman" w:cs="Times New Roman"/>
         </w:rPr>
+        <w:lastRenderedPageBreak/>
         <w:t>factorial = 1</w:t>
       </w:r>
     </w:p>
@@ -422,7 +442,6 @@
         <w:rPr>
           <w:rFonts w:ascii="Times New Roman" w:hAnsi="Times New Roman" w:cs="Times New Roman"/>
         </w:rPr>
-        <w:lastRenderedPageBreak/>
         <w:t>for i in range(1, int(count) + 1):</w:t>
       </w:r>
     </w:p>
@@ -461,6 +480,7 @@
       <w:r>
         <w:rPr>
           <w:rFonts w:ascii="Times New Roman" w:hAnsi="Times New Roman" w:cs="Times New Roman"/>
+          <w:noProof/>
         </w:rPr>
         <w:drawing>
           <wp:inline distT="0" distB="0" distL="0" distR="0" wp14:anchorId="3BDE452B" wp14:editId="528170FB">
@@ -1132,6 +1152,7 @@
   <w:style w:type="character" w:default="1" w:styleId="DefaultParagraphFont">
     <w:name w:val="Default Paragraph Font"/>
     <w:uiPriority w:val="1"/>
+    <w:semiHidden/>
     <w:unhideWhenUsed/>
   </w:style>
   <w:style w:type="table" w:default="1" w:styleId="TableNormal">

--- a/Assignment 3/Control Structures.docx
+++ b/Assignment 3/Control Structures.docx
@@ -19,16 +19,14 @@
         </w:rPr>
         <w:t>Control Structures</w:t>
       </w:r>
-    </w:p>
-    <w:p>
-      <w:pPr>
-        <w:jc w:val="center"/>
+      <w:r>
         <w:rPr>
           <w:rFonts w:ascii="Times New Roman" w:hAnsi="Times New Roman" w:cs="Times New Roman"/>
           <w:sz w:val="32"/>
           <w:szCs w:val="32"/>
         </w:rPr>
-      </w:pPr>
+        <w:t xml:space="preserve"> </w:t>
+      </w:r>
       <w:r>
         <w:rPr>
           <w:rFonts w:ascii="Times New Roman" w:hAnsi="Times New Roman" w:cs="Times New Roman"/>
@@ -199,144 +197,298 @@
         <w:rPr>
           <w:rFonts w:ascii="Times New Roman" w:hAnsi="Times New Roman" w:cs="Times New Roman"/>
         </w:rPr>
-        <w:t>    for j in range(n - i - 1):</w:t>
-      </w:r>
-    </w:p>
-    <w:p>
-      <w:pPr>
-        <w:rPr>
-          <w:rFonts w:ascii="Times New Roman" w:hAnsi="Times New Roman" w:cs="Times New Roman"/>
-        </w:rPr>
-      </w:pPr>
-      <w:r>
-        <w:rPr>
-          <w:rFonts w:ascii="Times New Roman" w:hAnsi="Times New Roman" w:cs="Times New Roman"/>
-        </w:rPr>
-        <w:t>        print(' ', end='')</w:t>
-      </w:r>
-    </w:p>
-    <w:p>
-      <w:pPr>
-        <w:rPr>
-          <w:rFonts w:ascii="Times New Roman" w:hAnsi="Times New Roman" w:cs="Times New Roman"/>
-        </w:rPr>
-      </w:pPr>
-      <w:r>
-        <w:rPr>
-          <w:rFonts w:ascii="Times New Roman" w:hAnsi="Times New Roman" w:cs="Times New Roman"/>
-        </w:rPr>
-        <w:t>    for j in range(2 * i + 1):</w:t>
-      </w:r>
-    </w:p>
-    <w:p>
-      <w:pPr>
-        <w:rPr>
-          <w:rFonts w:ascii="Times New Roman" w:hAnsi="Times New Roman" w:cs="Times New Roman"/>
-        </w:rPr>
-      </w:pPr>
-      <w:r>
-        <w:rPr>
-          <w:rFonts w:ascii="Times New Roman" w:hAnsi="Times New Roman" w:cs="Times New Roman"/>
-        </w:rPr>
-        <w:t>        print('*', end='')</w:t>
-      </w:r>
-    </w:p>
-    <w:p>
-      <w:pPr>
-        <w:rPr>
-          <w:rFonts w:ascii="Times New Roman" w:hAnsi="Times New Roman" w:cs="Times New Roman"/>
-        </w:rPr>
-      </w:pPr>
-      <w:r>
-        <w:rPr>
-          <w:rFonts w:ascii="Times New Roman" w:hAnsi="Times New Roman" w:cs="Times New Roman"/>
-        </w:rPr>
-        <w:t>    print()</w:t>
-      </w:r>
-    </w:p>
-    <w:p>
-      <w:pPr>
-        <w:rPr>
-          <w:rFonts w:ascii="Times New Roman" w:hAnsi="Times New Roman" w:cs="Times New Roman"/>
-        </w:rPr>
-      </w:pPr>
-    </w:p>
-    <w:p>
-      <w:pPr>
-        <w:rPr>
-          <w:rFonts w:ascii="Times New Roman" w:hAnsi="Times New Roman" w:cs="Times New Roman"/>
-        </w:rPr>
-      </w:pPr>
-      <w:r>
-        <w:rPr>
-          <w:rFonts w:ascii="Times New Roman" w:hAnsi="Times New Roman" w:cs="Times New Roman"/>
-        </w:rPr>
-        <w:t>for i in range(n - 2, -1, -1):</w:t>
-      </w:r>
-    </w:p>
-    <w:p>
-      <w:pPr>
-        <w:rPr>
-          <w:rFonts w:ascii="Times New Roman" w:hAnsi="Times New Roman" w:cs="Times New Roman"/>
-        </w:rPr>
-      </w:pPr>
-      <w:r>
-        <w:rPr>
-          <w:rFonts w:ascii="Times New Roman" w:hAnsi="Times New Roman" w:cs="Times New Roman"/>
-        </w:rPr>
-        <w:t>    for j in range(n - i - 1):</w:t>
-      </w:r>
-    </w:p>
-    <w:p>
-      <w:pPr>
-        <w:rPr>
-          <w:rFonts w:ascii="Times New Roman" w:hAnsi="Times New Roman" w:cs="Times New Roman"/>
-        </w:rPr>
-      </w:pPr>
-      <w:r>
-        <w:rPr>
-          <w:rFonts w:ascii="Times New Roman" w:hAnsi="Times New Roman" w:cs="Times New Roman"/>
-        </w:rPr>
-        <w:t>        print(' ', end='')</w:t>
-      </w:r>
-    </w:p>
-    <w:p>
-      <w:pPr>
-        <w:rPr>
-          <w:rFonts w:ascii="Times New Roman" w:hAnsi="Times New Roman" w:cs="Times New Roman"/>
-        </w:rPr>
-      </w:pPr>
-      <w:r>
-        <w:rPr>
-          <w:rFonts w:ascii="Times New Roman" w:hAnsi="Times New Roman" w:cs="Times New Roman"/>
-        </w:rPr>
-        <w:t>    for j in range(2 * i + 1):</w:t>
-      </w:r>
-    </w:p>
-    <w:p>
-      <w:pPr>
-        <w:rPr>
-          <w:rFonts w:ascii="Times New Roman" w:hAnsi="Times New Roman" w:cs="Times New Roman"/>
-        </w:rPr>
-      </w:pPr>
-      <w:r>
-        <w:rPr>
-          <w:rFonts w:ascii="Times New Roman" w:hAnsi="Times New Roman" w:cs="Times New Roman"/>
-        </w:rPr>
-        <w:t>        print('*', end='')</w:t>
-      </w:r>
-    </w:p>
-    <w:p>
-      <w:pPr>
-        <w:rPr>
-          <w:rFonts w:ascii="Times New Roman" w:hAnsi="Times New Roman" w:cs="Times New Roman"/>
-        </w:rPr>
-      </w:pPr>
-      <w:r>
-        <w:rPr>
-          <w:rFonts w:ascii="Times New Roman" w:hAnsi="Times New Roman" w:cs="Times New Roman"/>
-        </w:rPr>
-        <w:t>    print()</w:t>
+        <w:t xml:space="preserve">    for j in </w:t>
+      </w:r>
+      <w:proofErr w:type="gramStart"/>
+      <w:r>
+        <w:rPr>
+          <w:rFonts w:ascii="Times New Roman" w:hAnsi="Times New Roman" w:cs="Times New Roman"/>
+        </w:rPr>
+        <w:t>range(</w:t>
+      </w:r>
+      <w:proofErr w:type="gramEnd"/>
+      <w:r>
+        <w:rPr>
+          <w:rFonts w:ascii="Times New Roman" w:hAnsi="Times New Roman" w:cs="Times New Roman"/>
+        </w:rPr>
+        <w:t>n - i - 1):</w:t>
+      </w:r>
+    </w:p>
+    <w:p>
+      <w:pPr>
+        <w:rPr>
+          <w:rFonts w:ascii="Times New Roman" w:hAnsi="Times New Roman" w:cs="Times New Roman"/>
+        </w:rPr>
+      </w:pPr>
+      <w:r>
+        <w:rPr>
+          <w:rFonts w:ascii="Times New Roman" w:hAnsi="Times New Roman" w:cs="Times New Roman"/>
+        </w:rPr>
+        <w:t xml:space="preserve">        </w:t>
+      </w:r>
+      <w:proofErr w:type="gramStart"/>
+      <w:r>
+        <w:rPr>
+          <w:rFonts w:ascii="Times New Roman" w:hAnsi="Times New Roman" w:cs="Times New Roman"/>
+        </w:rPr>
+        <w:t>print(</w:t>
+      </w:r>
+      <w:proofErr w:type="gramEnd"/>
+      <w:r>
+        <w:rPr>
+          <w:rFonts w:ascii="Times New Roman" w:hAnsi="Times New Roman" w:cs="Times New Roman"/>
+        </w:rPr>
+        <w:t>' ', end='')</w:t>
+      </w:r>
+    </w:p>
+    <w:p>
+      <w:pPr>
+        <w:rPr>
+          <w:rFonts w:ascii="Times New Roman" w:hAnsi="Times New Roman" w:cs="Times New Roman"/>
+        </w:rPr>
+      </w:pPr>
+      <w:r>
+        <w:rPr>
+          <w:rFonts w:ascii="Times New Roman" w:hAnsi="Times New Roman" w:cs="Times New Roman"/>
+        </w:rPr>
+        <w:t xml:space="preserve">    for j in </w:t>
+      </w:r>
+      <w:proofErr w:type="gramStart"/>
+      <w:r>
+        <w:rPr>
+          <w:rFonts w:ascii="Times New Roman" w:hAnsi="Times New Roman" w:cs="Times New Roman"/>
+        </w:rPr>
+        <w:t>range(</w:t>
+      </w:r>
+      <w:proofErr w:type="gramEnd"/>
+      <w:r>
+        <w:rPr>
+          <w:rFonts w:ascii="Times New Roman" w:hAnsi="Times New Roman" w:cs="Times New Roman"/>
+        </w:rPr>
+        <w:t>2 * i + 1):</w:t>
+      </w:r>
+    </w:p>
+    <w:p>
+      <w:pPr>
+        <w:rPr>
+          <w:rFonts w:ascii="Times New Roman" w:hAnsi="Times New Roman" w:cs="Times New Roman"/>
+        </w:rPr>
+      </w:pPr>
+      <w:r>
+        <w:rPr>
+          <w:rFonts w:ascii="Times New Roman" w:hAnsi="Times New Roman" w:cs="Times New Roman"/>
+        </w:rPr>
+        <w:t xml:space="preserve">        </w:t>
+      </w:r>
+      <w:proofErr w:type="gramStart"/>
+      <w:r>
+        <w:rPr>
+          <w:rFonts w:ascii="Times New Roman" w:hAnsi="Times New Roman" w:cs="Times New Roman"/>
+        </w:rPr>
+        <w:t>print(</w:t>
+      </w:r>
+      <w:proofErr w:type="gramEnd"/>
+      <w:r>
+        <w:rPr>
+          <w:rFonts w:ascii="Times New Roman" w:hAnsi="Times New Roman" w:cs="Times New Roman"/>
+        </w:rPr>
+        <w:t>'*', end='')</w:t>
+      </w:r>
+    </w:p>
+    <w:p>
+      <w:pPr>
+        <w:rPr>
+          <w:rFonts w:ascii="Times New Roman" w:hAnsi="Times New Roman" w:cs="Times New Roman"/>
+        </w:rPr>
+      </w:pPr>
+      <w:r>
+        <w:rPr>
+          <w:rFonts w:ascii="Times New Roman" w:hAnsi="Times New Roman" w:cs="Times New Roman"/>
+        </w:rPr>
+        <w:t xml:space="preserve">    </w:t>
+      </w:r>
+      <w:proofErr w:type="gramStart"/>
+      <w:r>
+        <w:rPr>
+          <w:rFonts w:ascii="Times New Roman" w:hAnsi="Times New Roman" w:cs="Times New Roman"/>
+        </w:rPr>
+        <w:t>print(</w:t>
+      </w:r>
+      <w:proofErr w:type="gramEnd"/>
+      <w:r>
+        <w:rPr>
+          <w:rFonts w:ascii="Times New Roman" w:hAnsi="Times New Roman" w:cs="Times New Roman"/>
+        </w:rPr>
+        <w:t>)</w:t>
+      </w:r>
+    </w:p>
+    <w:p>
+      <w:pPr>
+        <w:rPr>
+          <w:rFonts w:ascii="Times New Roman" w:hAnsi="Times New Roman" w:cs="Times New Roman"/>
+        </w:rPr>
+      </w:pPr>
+    </w:p>
+    <w:p>
+      <w:pPr>
+        <w:rPr>
+          <w:rFonts w:ascii="Times New Roman" w:hAnsi="Times New Roman" w:cs="Times New Roman"/>
+        </w:rPr>
+      </w:pPr>
+      <w:r>
+        <w:rPr>
+          <w:rFonts w:ascii="Times New Roman" w:hAnsi="Times New Roman" w:cs="Times New Roman"/>
+        </w:rPr>
+        <w:t xml:space="preserve">for i in </w:t>
+      </w:r>
+      <w:proofErr w:type="gramStart"/>
+      <w:r>
+        <w:rPr>
+          <w:rFonts w:ascii="Times New Roman" w:hAnsi="Times New Roman" w:cs="Times New Roman"/>
+        </w:rPr>
+        <w:t>range(</w:t>
+      </w:r>
+      <w:proofErr w:type="gramEnd"/>
+      <w:r>
+        <w:rPr>
+          <w:rFonts w:ascii="Times New Roman" w:hAnsi="Times New Roman" w:cs="Times New Roman"/>
+        </w:rPr>
+        <w:t>n - 2, -1, -1):</w:t>
+      </w:r>
+    </w:p>
+    <w:p>
+      <w:pPr>
+        <w:rPr>
+          <w:rFonts w:ascii="Times New Roman" w:hAnsi="Times New Roman" w:cs="Times New Roman"/>
+        </w:rPr>
+      </w:pPr>
+      <w:r>
+        <w:rPr>
+          <w:rFonts w:ascii="Times New Roman" w:hAnsi="Times New Roman" w:cs="Times New Roman"/>
+        </w:rPr>
+        <w:t xml:space="preserve">    for j in </w:t>
+      </w:r>
+      <w:proofErr w:type="gramStart"/>
+      <w:r>
+        <w:rPr>
+          <w:rFonts w:ascii="Times New Roman" w:hAnsi="Times New Roman" w:cs="Times New Roman"/>
+        </w:rPr>
+        <w:t>range(</w:t>
+      </w:r>
+      <w:proofErr w:type="gramEnd"/>
+      <w:r>
+        <w:rPr>
+          <w:rFonts w:ascii="Times New Roman" w:hAnsi="Times New Roman" w:cs="Times New Roman"/>
+        </w:rPr>
+        <w:t>n - i - 1):</w:t>
+      </w:r>
+    </w:p>
+    <w:p>
+      <w:pPr>
+        <w:rPr>
+          <w:rFonts w:ascii="Times New Roman" w:hAnsi="Times New Roman" w:cs="Times New Roman"/>
+        </w:rPr>
+      </w:pPr>
+      <w:r>
+        <w:rPr>
+          <w:rFonts w:ascii="Times New Roman" w:hAnsi="Times New Roman" w:cs="Times New Roman"/>
+        </w:rPr>
+        <w:t xml:space="preserve">        </w:t>
+      </w:r>
+      <w:proofErr w:type="gramStart"/>
+      <w:r>
+        <w:rPr>
+          <w:rFonts w:ascii="Times New Roman" w:hAnsi="Times New Roman" w:cs="Times New Roman"/>
+        </w:rPr>
+        <w:t>print(</w:t>
+      </w:r>
+      <w:proofErr w:type="gramEnd"/>
+      <w:r>
+        <w:rPr>
+          <w:rFonts w:ascii="Times New Roman" w:hAnsi="Times New Roman" w:cs="Times New Roman"/>
+        </w:rPr>
+        <w:t>' ', end='')</w:t>
+      </w:r>
+    </w:p>
+    <w:p>
+      <w:pPr>
+        <w:rPr>
+          <w:rFonts w:ascii="Times New Roman" w:hAnsi="Times New Roman" w:cs="Times New Roman"/>
+        </w:rPr>
+      </w:pPr>
+      <w:r>
+        <w:rPr>
+          <w:rFonts w:ascii="Times New Roman" w:hAnsi="Times New Roman" w:cs="Times New Roman"/>
+        </w:rPr>
+        <w:t xml:space="preserve">    for j in </w:t>
+      </w:r>
+      <w:proofErr w:type="gramStart"/>
+      <w:r>
+        <w:rPr>
+          <w:rFonts w:ascii="Times New Roman" w:hAnsi="Times New Roman" w:cs="Times New Roman"/>
+        </w:rPr>
+        <w:t>range(</w:t>
+      </w:r>
+      <w:proofErr w:type="gramEnd"/>
+      <w:r>
+        <w:rPr>
+          <w:rFonts w:ascii="Times New Roman" w:hAnsi="Times New Roman" w:cs="Times New Roman"/>
+        </w:rPr>
+        <w:t>2 * i + 1):</w:t>
+      </w:r>
+    </w:p>
+    <w:p>
+      <w:pPr>
+        <w:rPr>
+          <w:rFonts w:ascii="Times New Roman" w:hAnsi="Times New Roman" w:cs="Times New Roman"/>
+        </w:rPr>
+      </w:pPr>
+      <w:r>
+        <w:rPr>
+          <w:rFonts w:ascii="Times New Roman" w:hAnsi="Times New Roman" w:cs="Times New Roman"/>
+        </w:rPr>
+        <w:t xml:space="preserve">        </w:t>
+      </w:r>
+      <w:proofErr w:type="gramStart"/>
+      <w:r>
+        <w:rPr>
+          <w:rFonts w:ascii="Times New Roman" w:hAnsi="Times New Roman" w:cs="Times New Roman"/>
+        </w:rPr>
+        <w:t>print(</w:t>
+      </w:r>
+      <w:proofErr w:type="gramEnd"/>
+      <w:r>
+        <w:rPr>
+          <w:rFonts w:ascii="Times New Roman" w:hAnsi="Times New Roman" w:cs="Times New Roman"/>
+        </w:rPr>
+        <w:t>'*', end='')</w:t>
+      </w:r>
+    </w:p>
+    <w:p>
+      <w:pPr>
+        <w:rPr>
+          <w:rFonts w:ascii="Times New Roman" w:hAnsi="Times New Roman" w:cs="Times New Roman"/>
+        </w:rPr>
+      </w:pPr>
+      <w:r>
+        <w:rPr>
+          <w:rFonts w:ascii="Times New Roman" w:hAnsi="Times New Roman" w:cs="Times New Roman"/>
+        </w:rPr>
+        <w:t xml:space="preserve">    </w:t>
+      </w:r>
+      <w:proofErr w:type="gramStart"/>
+      <w:r>
+        <w:rPr>
+          <w:rFonts w:ascii="Times New Roman" w:hAnsi="Times New Roman" w:cs="Times New Roman"/>
+        </w:rPr>
+        <w:t>print(</w:t>
+      </w:r>
+      <w:proofErr w:type="gramEnd"/>
+      <w:r>
+        <w:rPr>
+          <w:rFonts w:ascii="Times New Roman" w:hAnsi="Times New Roman" w:cs="Times New Roman"/>
+        </w:rPr>
+        <w:t>)</w:t>
       </w:r>
     </w:p>
     <w:p>
@@ -415,7 +567,34 @@
         <w:rPr>
           <w:rFonts w:ascii="Times New Roman" w:hAnsi="Times New Roman" w:cs="Times New Roman"/>
         </w:rPr>
-        <w:t>count = input("Enter factorial number: ")</w:t>
+        <w:t xml:space="preserve">count = </w:t>
+      </w:r>
+      <w:proofErr w:type="gramStart"/>
+      <w:r>
+        <w:rPr>
+          <w:rFonts w:ascii="Times New Roman" w:hAnsi="Times New Roman" w:cs="Times New Roman"/>
+        </w:rPr>
+        <w:t>input(</w:t>
+      </w:r>
+      <w:proofErr w:type="gramEnd"/>
+      <w:r>
+        <w:rPr>
+          <w:rFonts w:ascii="Times New Roman" w:hAnsi="Times New Roman" w:cs="Times New Roman"/>
+        </w:rPr>
+        <w:t>"Enter factorial number: ")</w:t>
+      </w:r>
+    </w:p>
+    <w:p>
+      <w:pPr>
+        <w:rPr>
+          <w:rFonts w:ascii="Times New Roman" w:hAnsi="Times New Roman" w:cs="Times New Roman"/>
+        </w:rPr>
+      </w:pPr>
+      <w:r>
+        <w:rPr>
+          <w:rFonts w:ascii="Times New Roman" w:hAnsi="Times New Roman" w:cs="Times New Roman"/>
+        </w:rPr>
+        <w:t>factorial = 1</w:t>
       </w:r>
     </w:p>
     <w:p>
@@ -429,20 +608,21 @@
           <w:rFonts w:ascii="Times New Roman" w:hAnsi="Times New Roman" w:cs="Times New Roman"/>
         </w:rPr>
         <w:lastRenderedPageBreak/>
-        <w:t>factorial = 1</w:t>
-      </w:r>
-    </w:p>
-    <w:p>
-      <w:pPr>
-        <w:rPr>
-          <w:rFonts w:ascii="Times New Roman" w:hAnsi="Times New Roman" w:cs="Times New Roman"/>
-        </w:rPr>
-      </w:pPr>
-      <w:r>
-        <w:rPr>
-          <w:rFonts w:ascii="Times New Roman" w:hAnsi="Times New Roman" w:cs="Times New Roman"/>
-        </w:rPr>
-        <w:t>for i in range(1, int(count) + 1):</w:t>
+        <w:t xml:space="preserve">for i in </w:t>
+      </w:r>
+      <w:proofErr w:type="gramStart"/>
+      <w:r>
+        <w:rPr>
+          <w:rFonts w:ascii="Times New Roman" w:hAnsi="Times New Roman" w:cs="Times New Roman"/>
+        </w:rPr>
+        <w:t>range(</w:t>
+      </w:r>
+      <w:proofErr w:type="gramEnd"/>
+      <w:r>
+        <w:rPr>
+          <w:rFonts w:ascii="Times New Roman" w:hAnsi="Times New Roman" w:cs="Times New Roman"/>
+        </w:rPr>
+        <w:t>1, int(count) + 1):</w:t>
       </w:r>
     </w:p>
     <w:p>
@@ -464,11 +644,19 @@
           <w:rFonts w:ascii="Times New Roman" w:hAnsi="Times New Roman" w:cs="Times New Roman"/>
         </w:rPr>
       </w:pPr>
-      <w:r>
-        <w:rPr>
-          <w:rFonts w:ascii="Times New Roman" w:hAnsi="Times New Roman" w:cs="Times New Roman"/>
-        </w:rPr>
-        <w:t>print("Factorial of " + str(count) + " is: " + str(factorial))</w:t>
+      <w:proofErr w:type="gramStart"/>
+      <w:r>
+        <w:rPr>
+          <w:rFonts w:ascii="Times New Roman" w:hAnsi="Times New Roman" w:cs="Times New Roman"/>
+        </w:rPr>
+        <w:t>print(</w:t>
+      </w:r>
+      <w:proofErr w:type="gramEnd"/>
+      <w:r>
+        <w:rPr>
+          <w:rFonts w:ascii="Times New Roman" w:hAnsi="Times New Roman" w:cs="Times New Roman"/>
+        </w:rPr>
+        <w:t>"Factorial of " + str(count) + " is: " + str(factorial))</w:t>
       </w:r>
     </w:p>
     <w:p>
